--- a/Diseniador/Acta de reunión-Transferencia-Conocimiento.docx
+++ b/Diseniador/Acta de reunión-Transferencia-Conocimiento.docx
@@ -226,36 +226,9 @@
                 <w:iCs/>
                 <w:sz w:val="22"/>
                 <w:szCs w:val="22"/>
-                <w:highlight w:val="yellow"/>
                 <w:lang w:val="es-ES"/>
               </w:rPr>
-              <w:t>&lt;&lt;</w:t>
-            </w:r>
-            <w:proofErr w:type="spellStart"/>
-            <w:r>
-              <w:rPr>
-                <w:rFonts w:ascii="Calibri" w:hAnsi="Calibri"/>
-                <w:bCs/>
-                <w:iCs/>
-                <w:sz w:val="22"/>
-                <w:szCs w:val="22"/>
-                <w:highlight w:val="yellow"/>
-                <w:lang w:val="es-ES"/>
-              </w:rPr>
-              <w:t>aa</w:t>
-            </w:r>
-            <w:proofErr w:type="spellEnd"/>
-            <w:r>
-              <w:rPr>
-                <w:rFonts w:ascii="Calibri" w:hAnsi="Calibri"/>
-                <w:bCs/>
-                <w:iCs/>
-                <w:sz w:val="22"/>
-                <w:szCs w:val="22"/>
-                <w:highlight w:val="yellow"/>
-                <w:lang w:val="es-ES"/>
-              </w:rPr>
-              <w:t>&gt;&gt;</w:t>
+              <w:t>26</w:t>
             </w:r>
             <w:r>
               <w:rPr>
@@ -275,105 +248,9 @@
                 <w:iCs/>
                 <w:sz w:val="22"/>
                 <w:szCs w:val="22"/>
-                <w:highlight w:val="yellow"/>
                 <w:lang w:val="es-ES"/>
               </w:rPr>
-              <w:t>&lt;&lt;</w:t>
-            </w:r>
-            <w:r>
-              <w:rPr>
-                <w:rFonts w:ascii="Calibri" w:hAnsi="Calibri"/>
-                <w:bCs/>
-                <w:iCs/>
-                <w:sz w:val="22"/>
-                <w:szCs w:val="22"/>
-                <w:highlight w:val="yellow"/>
-                <w:lang w:val="es-ES"/>
-              </w:rPr>
-              <w:t>secuencial</w:t>
-            </w:r>
-            <w:r>
-              <w:rPr>
-                <w:rFonts w:ascii="Calibri" w:hAnsi="Calibri"/>
-                <w:bCs/>
-                <w:iCs/>
-                <w:sz w:val="22"/>
-                <w:szCs w:val="22"/>
-                <w:highlight w:val="yellow"/>
-                <w:lang w:val="es-ES"/>
-              </w:rPr>
-              <w:t>&gt;&gt;</w:t>
-            </w:r>
-          </w:p>
-          <w:p>
-            <w:pPr>
-              <w:pStyle w:val="Textbody"/>
-              <w:jc w:val="center"/>
-              <w:rPr>
-                <w:i/>
-                <w:sz w:val="16"/>
-                <w:szCs w:val="16"/>
-              </w:rPr>
-            </w:pPr>
-            <w:r>
-              <w:rPr>
-                <w:rFonts w:ascii="Calibri" w:hAnsi="Calibri"/>
-                <w:bCs/>
-                <w:i/>
-                <w:sz w:val="16"/>
-                <w:szCs w:val="16"/>
-                <w:highlight w:val="cyan"/>
-                <w:lang w:val="es-ES"/>
-              </w:rPr>
-              <w:t>[</w:t>
-            </w:r>
-            <w:r>
-              <w:rPr>
-                <w:rFonts w:ascii="Calibri" w:hAnsi="Calibri"/>
-                <w:bCs/>
-                <w:i/>
-                <w:sz w:val="16"/>
-                <w:szCs w:val="16"/>
-                <w:highlight w:val="cyan"/>
-                <w:lang w:val="es-ES"/>
-              </w:rPr>
-              <w:t>Ver</w:t>
-            </w:r>
-            <w:r>
-              <w:rPr>
-                <w:rFonts w:ascii="Calibri" w:hAnsi="Calibri"/>
-                <w:bCs/>
-                <w:i/>
-                <w:sz w:val="16"/>
-                <w:szCs w:val="16"/>
-                <w:highlight w:val="cyan"/>
-                <w:lang w:val="es-ES"/>
-              </w:rPr>
-              <w:t xml:space="preserve"> instrucciones al final del documento</w:t>
-            </w:r>
-            <w:r>
-              <w:rPr>
-                <w:rFonts w:ascii="Calibri" w:hAnsi="Calibri"/>
-                <w:bCs/>
-                <w:i/>
-                <w:sz w:val="16"/>
-                <w:szCs w:val="16"/>
-                <w:highlight w:val="cyan"/>
-                <w:lang w:val="es-ES"/>
-              </w:rPr>
-              <w:t xml:space="preserve"> para obtener el número</w:t>
-            </w:r>
-            <w:r>
-              <w:rPr>
-                <w:rFonts w:ascii="Calibri" w:hAnsi="Calibri"/>
-                <w:bCs/>
-                <w:i/>
-                <w:sz w:val="16"/>
-                <w:szCs w:val="16"/>
-                <w:highlight w:val="cyan"/>
-                <w:lang w:val="es-ES"/>
-              </w:rPr>
-              <w:t>]</w:t>
+              <w:t>00023</w:t>
             </w:r>
           </w:p>
         </w:tc>
@@ -516,7 +393,13 @@
                   <w:rPr>
                     <w:rStyle w:val="Cuerpo10"/>
                   </w:rPr>
-                  <w:t>Transferencia de conocimiento Sistema Gestión de Anexos</w:t>
+                  <w:t>Capacitación para la t</w:t>
+                </w:r>
+                <w:r>
+                  <w:rPr>
+                    <w:rStyle w:val="Cuerpo10"/>
+                  </w:rPr>
+                  <w:t>ransferencia de conocimiento Sistema Gestión de Anexos</w:t>
                 </w:r>
               </w:p>
             </w:sdtContent>
@@ -603,7 +486,7 @@
                 <w:placeholder>
                   <w:docPart w:val="914EC69DFE1F4AF0AF7566FDD3E58AA7"/>
                 </w:placeholder>
-                <w:date w:fullDate="2026-09-22T00:00:00Z">
+                <w:date w:fullDate="2026-09-23T00:00:00Z">
                   <w:dateFormat w:val="d/M/yyyy"/>
                   <w:lid w:val="es-EC"/>
                   <w:storeMappedDataAs w:val="dateTime"/>
@@ -625,7 +508,7 @@
                   <w:rPr>
                     <w:rStyle w:val="Cuerpo10"/>
                   </w:rPr>
-                  <w:t>22/9/2026</w:t>
+                  <w:t>23/9/2026</w:t>
                 </w:r>
               </w:sdtContent>
             </w:sdt>
@@ -721,7 +604,37 @@
                   <w:rPr>
                     <w:rStyle w:val="Cuerpo10"/>
                   </w:rPr>
-                  <w:t>10:00 – 10:30</w:t>
+                  <w:t>9</w:t>
+                </w:r>
+                <w:r>
+                  <w:rPr>
+                    <w:rStyle w:val="Cuerpo10"/>
+                  </w:rPr>
+                  <w:t>:</w:t>
+                </w:r>
+                <w:r>
+                  <w:rPr>
+                    <w:rStyle w:val="Cuerpo10"/>
+                  </w:rPr>
+                  <w:t>3</w:t>
+                </w:r>
+                <w:r>
+                  <w:rPr>
+                    <w:rStyle w:val="Cuerpo10"/>
+                  </w:rPr>
+                  <w:t>0 – 10:</w:t>
+                </w:r>
+                <w:r>
+                  <w:rPr>
+                    <w:rStyle w:val="Cuerpo10"/>
+                  </w:rPr>
+                  <w:t>0</w:t>
+                </w:r>
+                <w:r>
+                  <w:rPr>
+                    <w:rStyle w:val="Cuerpo10"/>
+                  </w:rPr>
+                  <w:t>0</w:t>
                 </w:r>
               </w:sdtContent>
             </w:sdt>
@@ -1095,22 +1008,6 @@
                     <w:rFonts w:asciiTheme="minorHAnsi" w:hAnsiTheme="minorHAnsi"/>
                     <w:sz w:val="20"/>
                   </w:rPr>
-                  <w:t>Sofia Sevilla</w:t>
-                </w:r>
-              </w:p>
-              <w:p>
-                <w:pPr>
-                  <w:pStyle w:val="TableContents"/>
-                  <w:rPr>
-                    <w:rFonts w:asciiTheme="minorHAnsi" w:hAnsiTheme="minorHAnsi"/>
-                    <w:sz w:val="20"/>
-                  </w:rPr>
-                </w:pPr>
-                <w:r>
-                  <w:rPr>
-                    <w:rFonts w:asciiTheme="minorHAnsi" w:hAnsiTheme="minorHAnsi"/>
-                    <w:sz w:val="20"/>
-                  </w:rPr>
                   <w:t>Wilmer Guaman</w:t>
                 </w:r>
               </w:p>
@@ -1379,7 +1276,7 @@
             <w:sdtContent>
               <w:tr>
                 <w:trPr>
-                  <w:trHeight w:val="340"/>
+                  <w:trHeight w:val="989"/>
                 </w:trPr>
                 <w:tc>
                   <w:tcPr>
@@ -2462,6 +2359,42 @@
     <w:p>
       <w:pPr>
         <w:pStyle w:val="Standard"/>
+        <w:rPr>
+          <w:rFonts w:ascii="Calibri" w:hAnsi="Calibri"/>
+          <w:b/>
+          <w:bCs/>
+          <w:sz w:val="22"/>
+          <w:szCs w:val="22"/>
+        </w:rPr>
+      </w:pPr>
+    </w:p>
+    <w:p>
+      <w:pPr>
+        <w:pStyle w:val="Standard"/>
+        <w:rPr>
+          <w:rFonts w:ascii="Calibri" w:hAnsi="Calibri"/>
+          <w:b/>
+          <w:bCs/>
+          <w:sz w:val="22"/>
+          <w:szCs w:val="22"/>
+        </w:rPr>
+      </w:pPr>
+    </w:p>
+    <w:p>
+      <w:pPr>
+        <w:pStyle w:val="Standard"/>
+        <w:rPr>
+          <w:rFonts w:ascii="Calibri" w:hAnsi="Calibri"/>
+          <w:b/>
+          <w:bCs/>
+          <w:sz w:val="22"/>
+          <w:szCs w:val="22"/>
+        </w:rPr>
+      </w:pPr>
+    </w:p>
+    <w:p>
+      <w:pPr>
+        <w:pStyle w:val="Standard"/>
         <w:numPr>
           <w:ilvl w:val="0"/>
           <w:numId w:val="3"/>
@@ -2482,6 +2415,7 @@
           <w:sz w:val="22"/>
           <w:szCs w:val="22"/>
         </w:rPr>
+        <w:lastRenderedPageBreak/>
         <w:t>COMPROMISOS</w:t>
       </w:r>
     </w:p>
@@ -2539,7 +2473,6 @@
                 <w:sz w:val="20"/>
                 <w:szCs w:val="20"/>
               </w:rPr>
-              <w:lastRenderedPageBreak/>
               <w:t>Tema</w:t>
             </w:r>
           </w:p>
@@ -2967,7 +2900,6 @@
                   </w:placeholder>
                   <w15:repeatingSectionItem/>
                 </w:sdtPr>
-                <w:sdtEndPr/>
                 <w:sdtContent>
                   <w:tbl>
                     <w:tblPr>
@@ -3045,7 +2977,6 @@
                           <w:sdt>
                             <w:sdtPr>
                               <w:rPr>
-                                <w:rStyle w:val="Standard"/>
                                 <w:rFonts w:asciiTheme="minorHAnsi" w:hAnsiTheme="minorHAnsi"/>
                                 <w:kern w:val="0"/>
                                 <w:sz w:val="20"/>
@@ -3059,7 +2990,6 @@
                             <w:sdtContent>
                               <w:r>
                                 <w:rPr>
-                                  <w:rStyle w:val="Standard"/>
                                   <w:rFonts w:asciiTheme="minorHAnsi" w:hAnsiTheme="minorHAnsi"/>
                                   <w:kern w:val="0"/>
                                   <w:sz w:val="20"/>
@@ -3156,7 +3086,6 @@
                           <w:sdt>
                             <w:sdtPr>
                               <w:rPr>
-                                <w:rStyle w:val="Standard"/>
                                 <w:rFonts w:asciiTheme="minorHAnsi" w:hAnsiTheme="minorHAnsi"/>
                                 <w:kern w:val="0"/>
                                 <w:sz w:val="20"/>
@@ -3170,7 +3099,6 @@
                             <w:sdtContent>
                               <w:r>
                                 <w:rPr>
-                                  <w:rStyle w:val="Standard"/>
                                   <w:rFonts w:asciiTheme="minorHAnsi" w:hAnsiTheme="minorHAnsi"/>
                                   <w:kern w:val="0"/>
                                   <w:sz w:val="20"/>
@@ -3201,7 +3129,6 @@
                           <w:sdt>
                             <w:sdtPr>
                               <w:rPr>
-                                <w:rStyle w:val="Standard"/>
                                 <w:rFonts w:asciiTheme="minorHAnsi" w:hAnsiTheme="minorHAnsi"/>
                                 <w:kern w:val="0"/>
                                 <w:sz w:val="20"/>
@@ -3215,7 +3142,6 @@
                             <w:sdtContent>
                               <w:r>
                                 <w:rPr>
-                                  <w:rStyle w:val="Standard"/>
                                   <w:rFonts w:asciiTheme="minorHAnsi" w:hAnsiTheme="minorHAnsi"/>
                                   <w:kern w:val="0"/>
                                   <w:sz w:val="20"/>
@@ -3311,7 +3237,6 @@
                           <w:sdt>
                             <w:sdtPr>
                               <w:rPr>
-                                <w:rStyle w:val="Standard"/>
                                 <w:rFonts w:asciiTheme="minorHAnsi" w:hAnsiTheme="minorHAnsi"/>
                                 <w:kern w:val="0"/>
                                 <w:sz w:val="20"/>
@@ -3325,7 +3250,6 @@
                             <w:sdtContent>
                               <w:r>
                                 <w:rPr>
-                                  <w:rStyle w:val="Standard"/>
                                   <w:rFonts w:asciiTheme="minorHAnsi" w:hAnsiTheme="minorHAnsi"/>
                                   <w:kern w:val="0"/>
                                   <w:sz w:val="20"/>
@@ -4598,159 +4522,6 @@
                     <w:sz w:val="22"/>
                     <w:szCs w:val="22"/>
                   </w:rPr>
-                  <w:id w:val="1222016162"/>
-                  <w:placeholder>
-                    <w:docPart w:val="F791971427BE43639C0647FAEB374586"/>
-                  </w:placeholder>
-                  <w15:repeatingSectionItem/>
-                </w:sdtPr>
-                <w:sdtContent>
-                  <w:tbl>
-                    <w:tblPr>
-                      <w:tblStyle w:val="Tablaconcuadrcula"/>
-                      <w:tblW w:w="0" w:type="auto"/>
-                      <w:tblLook w:val="04A0" w:firstRow="1" w:lastRow="0" w:firstColumn="1" w:lastColumn="0" w:noHBand="0" w:noVBand="1"/>
-                    </w:tblPr>
-                    <w:tblGrid>
-                      <w:gridCol w:w="3143"/>
-                      <w:gridCol w:w="3543"/>
-                      <w:gridCol w:w="3169"/>
-                    </w:tblGrid>
-                    <w:tr>
-                      <w:trPr>
-                        <w:trHeight w:val="850"/>
-                      </w:trPr>
-                      <w:tc>
-                        <w:tcPr>
-                          <w:tcW w:w="3143" w:type="dxa"/>
-                          <w:vAlign w:val="center"/>
-                        </w:tcPr>
-                        <w:p>
-                          <w:pPr>
-                            <w:pStyle w:val="Standard"/>
-                            <w:jc w:val="center"/>
-                            <w:rPr>
-                              <w:rFonts w:ascii="Calibri" w:hAnsi="Calibri"/>
-                              <w:b/>
-                              <w:bCs/>
-                              <w:sz w:val="22"/>
-                              <w:szCs w:val="22"/>
-                            </w:rPr>
-                          </w:pPr>
-                          <w:sdt>
-                            <w:sdtPr>
-                              <w:rPr>
-                                <w:rFonts w:asciiTheme="minorHAnsi" w:hAnsiTheme="minorHAnsi"/>
-                                <w:kern w:val="0"/>
-                                <w:sz w:val="20"/>
-                              </w:rPr>
-                              <w:id w:val="-1543742752"/>
-                              <w:placeholder>
-                                <w:docPart w:val="11644E9066244B5BAB0468FDD0869F22"/>
-                              </w:placeholder>
-                              <w:text/>
-                            </w:sdtPr>
-                            <w:sdtContent>
-                              <w:r>
-                                <w:rPr>
-                                  <w:rFonts w:asciiTheme="minorHAnsi" w:hAnsiTheme="minorHAnsi"/>
-                                  <w:kern w:val="0"/>
-                                  <w:sz w:val="20"/>
-                                </w:rPr>
-                                <w:t>Sofia Sevilla</w:t>
-                              </w:r>
-                            </w:sdtContent>
-                          </w:sdt>
-                        </w:p>
-                      </w:tc>
-                      <w:tc>
-                        <w:tcPr>
-                          <w:tcW w:w="3543" w:type="dxa"/>
-                          <w:vAlign w:val="center"/>
-                        </w:tcPr>
-                        <w:p>
-                          <w:pPr>
-                            <w:pStyle w:val="Standard"/>
-                            <w:jc w:val="center"/>
-                            <w:rPr>
-                              <w:rFonts w:ascii="Calibri" w:hAnsi="Calibri"/>
-                              <w:b/>
-                              <w:bCs/>
-                              <w:sz w:val="22"/>
-                              <w:szCs w:val="22"/>
-                            </w:rPr>
-                          </w:pPr>
-                          <w:sdt>
-                            <w:sdtPr>
-                              <w:rPr>
-                                <w:rStyle w:val="Cuerpo10"/>
-                              </w:rPr>
-                              <w:id w:val="-1814009572"/>
-                              <w:placeholder>
-                                <w:docPart w:val="83CC475E03D94F9786E56FF35A457892"/>
-                              </w:placeholder>
-                              <w:text/>
-                            </w:sdtPr>
-                            <w:sdtContent>
-                              <w:r>
-                                <w:rPr>
-                                  <w:rStyle w:val="Cuerpo10"/>
-                                </w:rPr>
-                                <w:t>E</w:t>
-                              </w:r>
-                              <w:r>
-                                <w:rPr>
-                                  <w:rStyle w:val="Cuerpo10"/>
-                                </w:rPr>
-                                <w:t>xperto 1 de Tecnología</w:t>
-                              </w:r>
-                            </w:sdtContent>
-                          </w:sdt>
-                        </w:p>
-                      </w:tc>
-                      <w:tc>
-                        <w:tcPr>
-                          <w:tcW w:w="3169" w:type="dxa"/>
-                          <w:vAlign w:val="center"/>
-                        </w:tcPr>
-                        <w:p>
-                          <w:pPr>
-                            <w:pStyle w:val="Standard"/>
-                            <w:rPr>
-                              <w:rFonts w:ascii="Calibri" w:hAnsi="Calibri"/>
-                              <w:b/>
-                              <w:bCs/>
-                              <w:sz w:val="22"/>
-                              <w:szCs w:val="22"/>
-                            </w:rPr>
-                          </w:pPr>
-                        </w:p>
-                      </w:tc>
-                    </w:tr>
-                  </w:tbl>
-                  <w:p>
-                    <w:pPr>
-                      <w:pStyle w:val="Standard"/>
-                      <w:rPr>
-                        <w:rFonts w:ascii="Calibri" w:hAnsi="Calibri"/>
-                        <w:b/>
-                        <w:bCs/>
-                        <w:sz w:val="22"/>
-                        <w:szCs w:val="22"/>
-                      </w:rPr>
-                    </w:pPr>
-                  </w:p>
-                </w:sdtContent>
-              </w:sdt>
-              <w:sdt>
-                <w:sdtPr>
-                  <w:rPr>
-                    <w:rFonts w:ascii="Calibri" w:hAnsi="Calibri"/>
-                    <w:b/>
-                    <w:bCs/>
-                    <w:sz w:val="22"/>
-                    <w:szCs w:val="22"/>
-                  </w:rPr>
                   <w:id w:val="982506648"/>
                   <w:placeholder>
                     <w:docPart w:val="ECACEEBD1E5A438BA44CA73D8B55C2CC"/>
@@ -4836,7 +4607,6 @@
                           <w:sdt>
                             <w:sdtPr>
                               <w:rPr>
-                                <w:rStyle w:val="Standard"/>
                                 <w:rFonts w:asciiTheme="minorHAnsi" w:hAnsiTheme="minorHAnsi"/>
                                 <w:kern w:val="0"/>
                                 <w:sz w:val="20"/>
@@ -4850,7 +4620,6 @@
                             <w:sdtContent>
                               <w:r>
                                 <w:rPr>
-                                  <w:rStyle w:val="Standard"/>
                                   <w:rFonts w:asciiTheme="minorHAnsi" w:hAnsiTheme="minorHAnsi"/>
                                   <w:kern w:val="0"/>
                                   <w:sz w:val="20"/>
@@ -4903,205 +4672,6 @@
     <w:p>
       <w:pPr>
         <w:pStyle w:val="Standard"/>
-        <w:rPr>
-          <w:rFonts w:ascii="Calibri" w:hAnsi="Calibri"/>
-          <w:b/>
-          <w:bCs/>
-          <w:sz w:val="22"/>
-          <w:szCs w:val="22"/>
-        </w:rPr>
-      </w:pPr>
-    </w:p>
-    <w:p>
-      <w:pPr>
-        <w:pStyle w:val="Standard"/>
-        <w:jc w:val="both"/>
-        <w:rPr>
-          <w:rFonts w:ascii="Calibri" w:hAnsi="Calibri"/>
-          <w:i/>
-          <w:iCs/>
-          <w:sz w:val="18"/>
-          <w:szCs w:val="18"/>
-          <w:shd w:val="clear" w:color="auto" w:fill="FFFF00"/>
-        </w:rPr>
-      </w:pPr>
-      <w:r>
-        <w:rPr>
-          <w:rFonts w:ascii="Calibri" w:hAnsi="Calibri"/>
-          <w:i/>
-          <w:iCs/>
-          <w:sz w:val="18"/>
-          <w:szCs w:val="18"/>
-          <w:highlight w:val="cyan"/>
-          <w:shd w:val="clear" w:color="auto" w:fill="FFFF00"/>
-        </w:rPr>
-        <w:t>[</w:t>
-      </w:r>
-      <w:r>
-        <w:rPr>
-          <w:rFonts w:ascii="Calibri" w:hAnsi="Calibri"/>
-          <w:b/>
-          <w:bCs/>
-          <w:i/>
-          <w:iCs/>
-          <w:sz w:val="18"/>
-          <w:szCs w:val="18"/>
-          <w:highlight w:val="cyan"/>
-          <w:shd w:val="clear" w:color="auto" w:fill="FFFF00"/>
-        </w:rPr>
-        <w:t>IMPORTANTE:</w:t>
-      </w:r>
-      <w:r>
-        <w:rPr>
-          <w:rFonts w:ascii="Calibri" w:hAnsi="Calibri"/>
-          <w:i/>
-          <w:iCs/>
-          <w:sz w:val="18"/>
-          <w:szCs w:val="18"/>
-          <w:highlight w:val="cyan"/>
-          <w:shd w:val="clear" w:color="auto" w:fill="FFFF00"/>
-        </w:rPr>
-        <w:t xml:space="preserve"> </w:t>
-      </w:r>
-      <w:r>
-        <w:rPr>
-          <w:rFonts w:ascii="Calibri" w:hAnsi="Calibri"/>
-          <w:i/>
-          <w:iCs/>
-          <w:sz w:val="18"/>
-          <w:szCs w:val="18"/>
-          <w:highlight w:val="cyan"/>
-          <w:shd w:val="clear" w:color="auto" w:fill="FFFF00"/>
-        </w:rPr>
-        <w:t>Cualquier</w:t>
-      </w:r>
-      <w:r>
-        <w:rPr>
-          <w:rFonts w:ascii="Calibri" w:hAnsi="Calibri"/>
-          <w:i/>
-          <w:iCs/>
-          <w:sz w:val="18"/>
-          <w:szCs w:val="18"/>
-          <w:highlight w:val="cyan"/>
-          <w:shd w:val="clear" w:color="auto" w:fill="FFFF00"/>
-        </w:rPr>
-        <w:t xml:space="preserve"> observación a este documento, se l</w:t>
-      </w:r>
-      <w:r>
-        <w:rPr>
-          <w:rFonts w:ascii="Calibri" w:hAnsi="Calibri"/>
-          <w:i/>
-          <w:iCs/>
-          <w:sz w:val="18"/>
-          <w:szCs w:val="18"/>
-          <w:highlight w:val="cyan"/>
-          <w:shd w:val="clear" w:color="auto" w:fill="FFFF00"/>
-        </w:rPr>
-        <w:t>a</w:t>
-      </w:r>
-      <w:r>
-        <w:rPr>
-          <w:rFonts w:ascii="Calibri" w:hAnsi="Calibri"/>
-          <w:i/>
-          <w:iCs/>
-          <w:sz w:val="18"/>
-          <w:szCs w:val="18"/>
-          <w:highlight w:val="cyan"/>
-          <w:shd w:val="clear" w:color="auto" w:fill="FFFF00"/>
-        </w:rPr>
-        <w:t xml:space="preserve"> debe </w:t>
-      </w:r>
-      <w:r>
-        <w:rPr>
-          <w:rFonts w:ascii="Calibri" w:hAnsi="Calibri"/>
-          <w:i/>
-          <w:iCs/>
-          <w:sz w:val="18"/>
-          <w:szCs w:val="18"/>
-          <w:highlight w:val="cyan"/>
-          <w:shd w:val="clear" w:color="auto" w:fill="FFFF00"/>
-        </w:rPr>
-        <w:t>emitir</w:t>
-      </w:r>
-      <w:r>
-        <w:rPr>
-          <w:rFonts w:ascii="Calibri" w:hAnsi="Calibri"/>
-          <w:i/>
-          <w:iCs/>
-          <w:sz w:val="18"/>
-          <w:szCs w:val="18"/>
-          <w:highlight w:val="cyan"/>
-          <w:shd w:val="clear" w:color="auto" w:fill="FFFF00"/>
-        </w:rPr>
-        <w:t xml:space="preserve"> antes de que haya </w:t>
-      </w:r>
-      <w:r>
-        <w:rPr>
-          <w:rFonts w:ascii="Calibri" w:hAnsi="Calibri"/>
-          <w:i/>
-          <w:iCs/>
-          <w:sz w:val="18"/>
-          <w:szCs w:val="18"/>
-          <w:highlight w:val="cyan"/>
-          <w:shd w:val="clear" w:color="auto" w:fill="FFFF00"/>
-        </w:rPr>
-        <w:t>transcurrido</w:t>
-      </w:r>
-      <w:r>
-        <w:rPr>
-          <w:rFonts w:ascii="Calibri" w:hAnsi="Calibri"/>
-          <w:i/>
-          <w:iCs/>
-          <w:sz w:val="18"/>
-          <w:szCs w:val="18"/>
-          <w:highlight w:val="cyan"/>
-          <w:shd w:val="clear" w:color="auto" w:fill="FFFF00"/>
-        </w:rPr>
-        <w:t xml:space="preserve"> 2 días laborables</w:t>
-      </w:r>
-      <w:r>
-        <w:rPr>
-          <w:rFonts w:ascii="Calibri" w:hAnsi="Calibri"/>
-          <w:i/>
-          <w:iCs/>
-          <w:sz w:val="18"/>
-          <w:szCs w:val="18"/>
-          <w:highlight w:val="cyan"/>
-          <w:shd w:val="clear" w:color="auto" w:fill="FFFF00"/>
-        </w:rPr>
-        <w:t>, contados desde la fecha de envío</w:t>
-      </w:r>
-      <w:r>
-        <w:rPr>
-          <w:rFonts w:ascii="Calibri" w:hAnsi="Calibri"/>
-          <w:i/>
-          <w:iCs/>
-          <w:sz w:val="18"/>
-          <w:szCs w:val="18"/>
-          <w:highlight w:val="cyan"/>
-          <w:shd w:val="clear" w:color="auto" w:fill="FFFF00"/>
-        </w:rPr>
-        <w:t>. De otra manera se lo da por aceptado. Eliminar este texto en la versión para recolección de firmas.]</w:t>
-      </w:r>
-    </w:p>
-    <w:p>
-      <w:pPr>
-        <w:pStyle w:val="Standard"/>
-        <w:rPr>
-          <w:rFonts w:ascii="Calibri" w:hAnsi="Calibri"/>
-          <w:b/>
-          <w:bCs/>
-          <w:i/>
-          <w:iCs/>
-          <w:sz w:val="18"/>
-          <w:szCs w:val="18"/>
-          <w:shd w:val="clear" w:color="auto" w:fill="FFFF00"/>
-        </w:rPr>
-      </w:pPr>
-    </w:p>
-    <w:p>
-      <w:pPr>
-        <w:pStyle w:val="Standard"/>
         <w:jc w:val="both"/>
         <w:rPr>
           <w:rFonts w:ascii="Calibri" w:hAnsi="Calibri"/>
@@ -5113,910 +4683,9 @@
           <w:shd w:val="clear" w:color="auto" w:fill="FFFF00"/>
         </w:rPr>
       </w:pPr>
-      <w:r>
-        <w:rPr>
-          <w:rFonts w:ascii="Calibri" w:hAnsi="Calibri"/>
-          <w:i/>
-          <w:iCs/>
-          <w:sz w:val="18"/>
-          <w:szCs w:val="18"/>
-          <w:highlight w:val="cyan"/>
-          <w:shd w:val="clear" w:color="auto" w:fill="FFFF00"/>
-        </w:rPr>
-        <w:t>[</w:t>
-      </w:r>
-      <w:r>
-        <w:rPr>
-          <w:rFonts w:ascii="Calibri" w:hAnsi="Calibri"/>
-          <w:b/>
-          <w:bCs/>
-          <w:i/>
-          <w:iCs/>
-          <w:sz w:val="18"/>
-          <w:szCs w:val="18"/>
-          <w:highlight w:val="cyan"/>
-          <w:shd w:val="clear" w:color="auto" w:fill="FFFF00"/>
-        </w:rPr>
-        <w:t xml:space="preserve">NÚMERO DE </w:t>
-      </w:r>
-      <w:r>
-        <w:rPr>
-          <w:rFonts w:ascii="Calibri" w:hAnsi="Calibri"/>
-          <w:b/>
-          <w:bCs/>
-          <w:i/>
-          <w:iCs/>
-          <w:sz w:val="18"/>
-          <w:szCs w:val="18"/>
-          <w:highlight w:val="cyan"/>
-          <w:shd w:val="clear" w:color="auto" w:fill="FFFF00"/>
-        </w:rPr>
-        <w:t>DOCUMENTO</w:t>
-      </w:r>
-      <w:r>
-        <w:rPr>
-          <w:rFonts w:ascii="Calibri" w:hAnsi="Calibri"/>
-          <w:b/>
-          <w:bCs/>
-          <w:i/>
-          <w:iCs/>
-          <w:sz w:val="18"/>
-          <w:szCs w:val="18"/>
-          <w:highlight w:val="cyan"/>
-          <w:shd w:val="clear" w:color="auto" w:fill="FFFF00"/>
-        </w:rPr>
-        <w:t>:</w:t>
-      </w:r>
-      <w:r>
-        <w:rPr>
-          <w:rFonts w:ascii="Calibri" w:hAnsi="Calibri"/>
-          <w:i/>
-          <w:iCs/>
-          <w:sz w:val="18"/>
-          <w:szCs w:val="18"/>
-          <w:highlight w:val="cyan"/>
-          <w:shd w:val="clear" w:color="auto" w:fill="FFFF00"/>
-        </w:rPr>
-        <w:t xml:space="preserve"> Para obtener el número </w:t>
-      </w:r>
-      <w:r>
-        <w:rPr>
-          <w:rFonts w:ascii="Calibri" w:hAnsi="Calibri"/>
-          <w:i/>
-          <w:iCs/>
-          <w:sz w:val="18"/>
-          <w:szCs w:val="18"/>
-          <w:highlight w:val="cyan"/>
-          <w:shd w:val="clear" w:color="auto" w:fill="FFFF00"/>
-        </w:rPr>
-        <w:t>realice los siguientes pasos:</w:t>
-      </w:r>
-    </w:p>
-    <w:p>
-      <w:pPr>
-        <w:pStyle w:val="Standard"/>
-        <w:numPr>
-          <w:ilvl w:val="1"/>
-          <w:numId w:val="3"/>
-        </w:numPr>
-        <w:jc w:val="both"/>
-        <w:rPr>
-          <w:rFonts w:ascii="Calibri" w:hAnsi="Calibri"/>
-          <w:i/>
-          <w:iCs/>
-          <w:sz w:val="18"/>
-          <w:szCs w:val="18"/>
-          <w:highlight w:val="cyan"/>
-          <w:shd w:val="clear" w:color="auto" w:fill="FFFF00"/>
-        </w:rPr>
-      </w:pPr>
-      <w:r>
-        <w:rPr>
-          <w:rFonts w:ascii="Calibri" w:hAnsi="Calibri"/>
-          <w:i/>
-          <w:iCs/>
-          <w:sz w:val="18"/>
-          <w:szCs w:val="18"/>
-          <w:highlight w:val="cyan"/>
-          <w:shd w:val="clear" w:color="auto" w:fill="FFFF00"/>
-        </w:rPr>
-        <w:t>H</w:t>
-      </w:r>
-      <w:r>
-        <w:rPr>
-          <w:rFonts w:ascii="Calibri" w:hAnsi="Calibri"/>
-          <w:i/>
-          <w:iCs/>
-          <w:sz w:val="18"/>
-          <w:szCs w:val="18"/>
-          <w:highlight w:val="cyan"/>
-          <w:shd w:val="clear" w:color="auto" w:fill="FFFF00"/>
-        </w:rPr>
-        <w:t xml:space="preserve">aga clic </w:t>
-      </w:r>
-      <w:hyperlink r:id="rId7" w:anchor="filter=path%7C%2FDirecciones%20Nacionales%2FDireccion%20Nacional%20de%20Tecnolog%C3%ADa%2FDepartamento%20de%20Desarrollo%2FDocumentos%20Emitidos%2FDOCUMENTOS%20EMITIDOS%20DEP-DESARROLLO" w:history="1">
-        <w:r>
-          <w:rPr>
-            <w:rStyle w:val="Hipervnculo"/>
-            <w:rFonts w:ascii="Calibri" w:hAnsi="Calibri"/>
-            <w:i/>
-            <w:iCs/>
-            <w:sz w:val="18"/>
-            <w:szCs w:val="18"/>
-            <w:highlight w:val="cyan"/>
-            <w:shd w:val="clear" w:color="auto" w:fill="FFFF00"/>
-          </w:rPr>
-          <w:t>aquí</w:t>
-        </w:r>
-      </w:hyperlink>
-      <w:r>
-        <w:rPr>
-          <w:rFonts w:ascii="Calibri" w:hAnsi="Calibri"/>
-          <w:i/>
-          <w:iCs/>
-          <w:sz w:val="18"/>
-          <w:szCs w:val="18"/>
-          <w:highlight w:val="cyan"/>
-          <w:shd w:val="clear" w:color="auto" w:fill="FFFF00"/>
-        </w:rPr>
-        <w:t xml:space="preserve">, o acceda al repositorio: </w:t>
-      </w:r>
-      <w:hyperlink r:id="rId8" w:history="1">
-        <w:r>
-          <w:rPr>
-            <w:rFonts w:ascii="Calibri" w:hAnsi="Calibri"/>
-            <w:i/>
-            <w:iCs/>
-            <w:sz w:val="18"/>
-            <w:szCs w:val="18"/>
-            <w:highlight w:val="cyan"/>
-            <w:shd w:val="clear" w:color="auto" w:fill="FFFF00"/>
-          </w:rPr>
-          <w:t>Repositorio</w:t>
-        </w:r>
-      </w:hyperlink>
-      <w:r>
-        <w:rPr>
-          <w:rFonts w:ascii="Calibri" w:hAnsi="Calibri"/>
-          <w:i/>
-          <w:iCs/>
-          <w:sz w:val="18"/>
-          <w:szCs w:val="18"/>
-          <w:highlight w:val="cyan"/>
-          <w:shd w:val="clear" w:color="auto" w:fill="FFFF00"/>
-        </w:rPr>
-        <w:t> &gt; </w:t>
-      </w:r>
-      <w:hyperlink r:id="rId9" w:history="1">
-        <w:r>
-          <w:rPr>
-            <w:rFonts w:ascii="Calibri" w:hAnsi="Calibri"/>
-            <w:i/>
-            <w:iCs/>
-            <w:sz w:val="18"/>
-            <w:szCs w:val="18"/>
-            <w:highlight w:val="cyan"/>
-            <w:shd w:val="clear" w:color="auto" w:fill="FFFF00"/>
-          </w:rPr>
-          <w:t>Direcciones Nacionales</w:t>
-        </w:r>
-      </w:hyperlink>
-      <w:r>
-        <w:rPr>
-          <w:rFonts w:ascii="Calibri" w:hAnsi="Calibri"/>
-          <w:i/>
-          <w:iCs/>
-          <w:sz w:val="18"/>
-          <w:szCs w:val="18"/>
-          <w:highlight w:val="cyan"/>
-          <w:shd w:val="clear" w:color="auto" w:fill="FFFF00"/>
-        </w:rPr>
-        <w:t> &gt; </w:t>
-      </w:r>
-      <w:proofErr w:type="spellStart"/>
-      <w:r>
-        <w:fldChar w:fldCharType="begin"/>
-      </w:r>
-      <w:r>
-        <w:instrText>HYPERLINK "https://sriintra01/share/page/repository?path=%2FDirecciones%20Nacionales%2FDireccion%20Nacional%20de%20Tecnolog%C3%ADa"</w:instrText>
-      </w:r>
-      <w:r>
-        <w:fldChar w:fldCharType="separate"/>
-      </w:r>
-      <w:r>
-        <w:rPr>
-          <w:rFonts w:ascii="Calibri" w:hAnsi="Calibri"/>
-          <w:i/>
-          <w:iCs/>
-          <w:sz w:val="18"/>
-          <w:szCs w:val="18"/>
-          <w:highlight w:val="cyan"/>
-          <w:shd w:val="clear" w:color="auto" w:fill="FFFF00"/>
-        </w:rPr>
-        <w:t>Direccion</w:t>
-      </w:r>
-      <w:proofErr w:type="spellEnd"/>
-      <w:r>
-        <w:rPr>
-          <w:rFonts w:ascii="Calibri" w:hAnsi="Calibri"/>
-          <w:i/>
-          <w:iCs/>
-          <w:sz w:val="18"/>
-          <w:szCs w:val="18"/>
-          <w:highlight w:val="cyan"/>
-          <w:shd w:val="clear" w:color="auto" w:fill="FFFF00"/>
-        </w:rPr>
-        <w:t xml:space="preserve"> Nacional de Tecnología</w:t>
-      </w:r>
-      <w:r>
-        <w:fldChar w:fldCharType="end"/>
-      </w:r>
-      <w:r>
-        <w:rPr>
-          <w:rFonts w:ascii="Calibri" w:hAnsi="Calibri"/>
-          <w:i/>
-          <w:iCs/>
-          <w:sz w:val="18"/>
-          <w:szCs w:val="18"/>
-          <w:highlight w:val="cyan"/>
-          <w:shd w:val="clear" w:color="auto" w:fill="FFFF00"/>
-        </w:rPr>
-        <w:t> &gt; </w:t>
-      </w:r>
-      <w:hyperlink r:id="rId10" w:history="1">
-        <w:r>
-          <w:rPr>
-            <w:rFonts w:ascii="Calibri" w:hAnsi="Calibri"/>
-            <w:i/>
-            <w:iCs/>
-            <w:sz w:val="18"/>
-            <w:szCs w:val="18"/>
-            <w:highlight w:val="cyan"/>
-            <w:shd w:val="clear" w:color="auto" w:fill="FFFF00"/>
-          </w:rPr>
-          <w:t>Departamento de Desarrollo</w:t>
-        </w:r>
-      </w:hyperlink>
-      <w:r>
-        <w:rPr>
-          <w:rFonts w:ascii="Calibri" w:hAnsi="Calibri"/>
-          <w:i/>
-          <w:iCs/>
-          <w:sz w:val="18"/>
-          <w:szCs w:val="18"/>
-          <w:highlight w:val="cyan"/>
-          <w:shd w:val="clear" w:color="auto" w:fill="FFFF00"/>
-        </w:rPr>
-        <w:t> &gt; </w:t>
-      </w:r>
-      <w:hyperlink r:id="rId11" w:history="1">
-        <w:r>
-          <w:rPr>
-            <w:rFonts w:ascii="Calibri" w:hAnsi="Calibri"/>
-            <w:i/>
-            <w:iCs/>
-            <w:sz w:val="18"/>
-            <w:szCs w:val="18"/>
-            <w:highlight w:val="cyan"/>
-            <w:shd w:val="clear" w:color="auto" w:fill="FFFF00"/>
-          </w:rPr>
-          <w:t>Documentos Emitidos</w:t>
-        </w:r>
-      </w:hyperlink>
-      <w:r>
-        <w:rPr>
-          <w:rFonts w:ascii="Calibri" w:hAnsi="Calibri"/>
-          <w:i/>
-          <w:iCs/>
-          <w:sz w:val="18"/>
-          <w:szCs w:val="18"/>
-          <w:highlight w:val="cyan"/>
-          <w:shd w:val="clear" w:color="auto" w:fill="FFFF00"/>
-        </w:rPr>
-        <w:t> &gt; </w:t>
-      </w:r>
-      <w:hyperlink r:id="rId12" w:history="1">
-        <w:r>
-          <w:rPr>
-            <w:rFonts w:ascii="Calibri" w:hAnsi="Calibri"/>
-            <w:i/>
-            <w:iCs/>
-            <w:sz w:val="18"/>
-            <w:szCs w:val="18"/>
-            <w:highlight w:val="cyan"/>
-            <w:shd w:val="clear" w:color="auto" w:fill="FFFF00"/>
-          </w:rPr>
-          <w:t>DOCUMENTOS EMITIDOS DEP-DESARROLLO</w:t>
-        </w:r>
-      </w:hyperlink>
-      <w:r>
-        <w:rPr>
-          <w:rFonts w:ascii="Calibri" w:hAnsi="Calibri"/>
-          <w:i/>
-          <w:iCs/>
-          <w:sz w:val="18"/>
-          <w:szCs w:val="18"/>
-          <w:highlight w:val="cyan"/>
-          <w:shd w:val="clear" w:color="auto" w:fill="FFFF00"/>
-        </w:rPr>
-        <w:t>.</w:t>
-      </w:r>
-    </w:p>
-    <w:p>
-      <w:pPr>
-        <w:pStyle w:val="Standard"/>
-        <w:numPr>
-          <w:ilvl w:val="1"/>
-          <w:numId w:val="3"/>
-        </w:numPr>
-        <w:jc w:val="both"/>
-        <w:rPr>
-          <w:rFonts w:ascii="Calibri" w:hAnsi="Calibri"/>
-          <w:i/>
-          <w:iCs/>
-          <w:sz w:val="18"/>
-          <w:szCs w:val="18"/>
-          <w:highlight w:val="cyan"/>
-          <w:shd w:val="clear" w:color="auto" w:fill="FFFF00"/>
-        </w:rPr>
-      </w:pPr>
-      <w:r>
-        <w:rPr>
-          <w:rFonts w:ascii="Calibri" w:hAnsi="Calibri"/>
-          <w:i/>
-          <w:iCs/>
-          <w:sz w:val="18"/>
-          <w:szCs w:val="18"/>
-          <w:highlight w:val="cyan"/>
-          <w:shd w:val="clear" w:color="auto" w:fill="FFFF00"/>
-        </w:rPr>
-        <w:t xml:space="preserve">En </w:t>
-      </w:r>
-      <w:r>
-        <w:rPr>
-          <w:rFonts w:ascii="Calibri" w:hAnsi="Calibri"/>
-          <w:i/>
-          <w:iCs/>
-          <w:sz w:val="18"/>
-          <w:szCs w:val="18"/>
-          <w:highlight w:val="cyan"/>
-          <w:shd w:val="clear" w:color="auto" w:fill="FFFF00"/>
-        </w:rPr>
-        <w:t xml:space="preserve">el archivo </w:t>
-      </w:r>
-      <w:r>
-        <w:rPr>
-          <w:rFonts w:ascii="Calibri" w:hAnsi="Calibri"/>
-          <w:i/>
-          <w:iCs/>
-          <w:sz w:val="18"/>
-          <w:szCs w:val="18"/>
-          <w:highlight w:val="cyan"/>
-          <w:shd w:val="clear" w:color="auto" w:fill="FFFF00"/>
-        </w:rPr>
-        <w:t>“</w:t>
-      </w:r>
-      <w:r>
-        <w:rPr>
-          <w:rFonts w:ascii="Calibri" w:hAnsi="Calibri"/>
-          <w:i/>
-          <w:iCs/>
-          <w:sz w:val="18"/>
-          <w:szCs w:val="18"/>
-          <w:highlight w:val="cyan"/>
-          <w:shd w:val="clear" w:color="auto" w:fill="FFFF00"/>
-        </w:rPr>
-        <w:t>DOCUMENTOS_EMITIDOS_</w:t>
-      </w:r>
-      <w:r>
-        <w:rPr>
-          <w:rFonts w:ascii="Calibri" w:hAnsi="Calibri"/>
-          <w:i/>
-          <w:iCs/>
-          <w:sz w:val="18"/>
-          <w:szCs w:val="18"/>
-          <w:highlight w:val="cyan"/>
-          <w:shd w:val="clear" w:color="auto" w:fill="FFFF00"/>
-        </w:rPr>
-        <w:t xml:space="preserve">... </w:t>
-      </w:r>
-      <w:r>
-        <w:rPr>
-          <w:rFonts w:ascii="Calibri" w:hAnsi="Calibri"/>
-          <w:i/>
-          <w:iCs/>
-          <w:sz w:val="18"/>
-          <w:szCs w:val="18"/>
-          <w:highlight w:val="cyan"/>
-          <w:shd w:val="clear" w:color="auto" w:fill="FFFF00"/>
-        </w:rPr>
-        <w:t>.xls</w:t>
-      </w:r>
-      <w:r>
-        <w:rPr>
-          <w:rFonts w:ascii="Calibri" w:hAnsi="Calibri"/>
-          <w:i/>
-          <w:iCs/>
-          <w:sz w:val="18"/>
-          <w:szCs w:val="18"/>
-          <w:highlight w:val="cyan"/>
-          <w:shd w:val="clear" w:color="auto" w:fill="FFFF00"/>
-        </w:rPr>
-        <w:t>”</w:t>
-      </w:r>
-      <w:r>
-        <w:rPr>
-          <w:rFonts w:ascii="Calibri" w:hAnsi="Calibri"/>
-          <w:i/>
-          <w:iCs/>
-          <w:sz w:val="18"/>
-          <w:szCs w:val="18"/>
-          <w:highlight w:val="cyan"/>
-          <w:shd w:val="clear" w:color="auto" w:fill="FFFF00"/>
-        </w:rPr>
-        <w:t xml:space="preserve">, </w:t>
-      </w:r>
-      <w:r>
-        <w:rPr>
-          <w:rFonts w:ascii="Calibri" w:hAnsi="Calibri"/>
-          <w:i/>
-          <w:iCs/>
-          <w:sz w:val="18"/>
-          <w:szCs w:val="18"/>
-          <w:highlight w:val="cyan"/>
-          <w:shd w:val="clear" w:color="auto" w:fill="FFFF00"/>
-        </w:rPr>
-        <w:t>haga clic en la opción “Más…” que se encuentra al costado derecho, y</w:t>
-      </w:r>
-      <w:r>
-        <w:rPr>
-          <w:rFonts w:ascii="Calibri" w:hAnsi="Calibri"/>
-          <w:i/>
-          <w:iCs/>
-          <w:sz w:val="18"/>
-          <w:szCs w:val="18"/>
-          <w:highlight w:val="cyan"/>
-          <w:shd w:val="clear" w:color="auto" w:fill="FFFF00"/>
-        </w:rPr>
-        <w:t xml:space="preserve"> en el menú que se despliega</w:t>
-      </w:r>
-      <w:r>
-        <w:rPr>
-          <w:rFonts w:ascii="Calibri" w:hAnsi="Calibri"/>
-          <w:i/>
-          <w:iCs/>
-          <w:sz w:val="18"/>
-          <w:szCs w:val="18"/>
-          <w:highlight w:val="cyan"/>
-          <w:shd w:val="clear" w:color="auto" w:fill="FFFF00"/>
-        </w:rPr>
-        <w:t xml:space="preserve"> presione “Editar fuera de línea”. Es</w:t>
-      </w:r>
-      <w:r>
-        <w:rPr>
-          <w:rFonts w:ascii="Calibri" w:hAnsi="Calibri"/>
-          <w:i/>
-          <w:iCs/>
-          <w:sz w:val="18"/>
-          <w:szCs w:val="18"/>
-          <w:highlight w:val="cyan"/>
-          <w:shd w:val="clear" w:color="auto" w:fill="FFFF00"/>
-        </w:rPr>
-        <w:t>t</w:t>
-      </w:r>
-      <w:r>
-        <w:rPr>
-          <w:rFonts w:ascii="Calibri" w:hAnsi="Calibri"/>
-          <w:i/>
-          <w:iCs/>
-          <w:sz w:val="18"/>
-          <w:szCs w:val="18"/>
-          <w:highlight w:val="cyan"/>
-          <w:shd w:val="clear" w:color="auto" w:fill="FFFF00"/>
-        </w:rPr>
-        <w:t xml:space="preserve">o hará que se descargue </w:t>
-      </w:r>
-      <w:r>
-        <w:rPr>
-          <w:rFonts w:ascii="Calibri" w:hAnsi="Calibri"/>
-          <w:i/>
-          <w:iCs/>
-          <w:sz w:val="18"/>
-          <w:szCs w:val="18"/>
-          <w:highlight w:val="cyan"/>
-          <w:shd w:val="clear" w:color="auto" w:fill="FFFF00"/>
-        </w:rPr>
-        <w:t xml:space="preserve">el archivo </w:t>
-      </w:r>
-      <w:r>
-        <w:rPr>
-          <w:rFonts w:ascii="Calibri" w:hAnsi="Calibri"/>
-          <w:i/>
-          <w:iCs/>
-          <w:sz w:val="18"/>
-          <w:szCs w:val="18"/>
-          <w:highlight w:val="cyan"/>
-          <w:shd w:val="clear" w:color="auto" w:fill="FFFF00"/>
-        </w:rPr>
-        <w:t>en su computador y</w:t>
-      </w:r>
-      <w:r>
-        <w:rPr>
-          <w:rFonts w:ascii="Calibri" w:hAnsi="Calibri"/>
-          <w:i/>
-          <w:iCs/>
-          <w:sz w:val="18"/>
-          <w:szCs w:val="18"/>
-          <w:highlight w:val="cyan"/>
-          <w:shd w:val="clear" w:color="auto" w:fill="FFFF00"/>
-        </w:rPr>
-        <w:t xml:space="preserve"> </w:t>
-      </w:r>
-      <w:r>
-        <w:rPr>
-          <w:rFonts w:ascii="Calibri" w:hAnsi="Calibri"/>
-          <w:i/>
-          <w:iCs/>
-          <w:sz w:val="18"/>
-          <w:szCs w:val="18"/>
-          <w:highlight w:val="cyan"/>
-          <w:shd w:val="clear" w:color="auto" w:fill="FFFF00"/>
-        </w:rPr>
-        <w:t xml:space="preserve">bloquee </w:t>
-      </w:r>
-      <w:r>
-        <w:rPr>
-          <w:rFonts w:ascii="Calibri" w:hAnsi="Calibri"/>
-          <w:i/>
-          <w:iCs/>
-          <w:sz w:val="18"/>
-          <w:szCs w:val="18"/>
-          <w:highlight w:val="cyan"/>
-          <w:shd w:val="clear" w:color="auto" w:fill="FFFF00"/>
-        </w:rPr>
-        <w:t xml:space="preserve">aquel </w:t>
-      </w:r>
-      <w:r>
-        <w:rPr>
-          <w:rFonts w:ascii="Calibri" w:hAnsi="Calibri"/>
-          <w:i/>
-          <w:iCs/>
-          <w:sz w:val="18"/>
-          <w:szCs w:val="18"/>
-          <w:highlight w:val="cyan"/>
-          <w:shd w:val="clear" w:color="auto" w:fill="FFFF00"/>
-        </w:rPr>
-        <w:t>que se encuentra en el repositorio.</w:t>
-      </w:r>
-    </w:p>
-    <w:p>
-      <w:pPr>
-        <w:pStyle w:val="Standard"/>
-        <w:numPr>
-          <w:ilvl w:val="1"/>
-          <w:numId w:val="3"/>
-        </w:numPr>
-        <w:jc w:val="both"/>
-        <w:rPr>
-          <w:rFonts w:ascii="Calibri" w:hAnsi="Calibri"/>
-          <w:i/>
-          <w:iCs/>
-          <w:sz w:val="18"/>
-          <w:szCs w:val="18"/>
-          <w:highlight w:val="cyan"/>
-          <w:shd w:val="clear" w:color="auto" w:fill="FFFF00"/>
-        </w:rPr>
-      </w:pPr>
-      <w:r>
-        <w:rPr>
-          <w:rFonts w:ascii="Calibri" w:hAnsi="Calibri"/>
-          <w:i/>
-          <w:iCs/>
-          <w:sz w:val="18"/>
-          <w:szCs w:val="18"/>
-          <w:highlight w:val="cyan"/>
-          <w:shd w:val="clear" w:color="auto" w:fill="FFFF00"/>
-        </w:rPr>
-        <w:t>Acceda al archivo descargado</w:t>
-      </w:r>
-      <w:r>
-        <w:rPr>
-          <w:rFonts w:ascii="Calibri" w:hAnsi="Calibri"/>
-          <w:i/>
-          <w:iCs/>
-          <w:sz w:val="18"/>
-          <w:szCs w:val="18"/>
-          <w:highlight w:val="cyan"/>
-          <w:shd w:val="clear" w:color="auto" w:fill="FFFF00"/>
-        </w:rPr>
-        <w:t xml:space="preserve"> </w:t>
-      </w:r>
-      <w:r>
-        <w:rPr>
-          <w:rFonts w:ascii="Calibri" w:hAnsi="Calibri"/>
-          <w:i/>
-          <w:iCs/>
-          <w:sz w:val="18"/>
-          <w:szCs w:val="18"/>
-          <w:highlight w:val="cyan"/>
-          <w:shd w:val="clear" w:color="auto" w:fill="FFFF00"/>
-        </w:rPr>
-        <w:t>y en éste</w:t>
-      </w:r>
-      <w:r>
-        <w:rPr>
-          <w:rFonts w:ascii="Calibri" w:hAnsi="Calibri"/>
-          <w:i/>
-          <w:iCs/>
-          <w:sz w:val="18"/>
-          <w:szCs w:val="18"/>
-          <w:highlight w:val="cyan"/>
-          <w:shd w:val="clear" w:color="auto" w:fill="FFFF00"/>
-        </w:rPr>
-        <w:t>,</w:t>
-      </w:r>
-      <w:r>
-        <w:rPr>
-          <w:rFonts w:ascii="Calibri" w:hAnsi="Calibri"/>
-          <w:i/>
-          <w:iCs/>
-          <w:sz w:val="18"/>
-          <w:szCs w:val="18"/>
-          <w:highlight w:val="cyan"/>
-          <w:shd w:val="clear" w:color="auto" w:fill="FFFF00"/>
-        </w:rPr>
-        <w:t xml:space="preserve"> seleccione </w:t>
-      </w:r>
-      <w:r>
-        <w:rPr>
-          <w:rFonts w:ascii="Calibri" w:hAnsi="Calibri"/>
-          <w:i/>
-          <w:iCs/>
-          <w:sz w:val="18"/>
-          <w:szCs w:val="18"/>
-          <w:highlight w:val="cyan"/>
-          <w:shd w:val="clear" w:color="auto" w:fill="FFFF00"/>
-        </w:rPr>
-        <w:t xml:space="preserve">la pestaña </w:t>
-      </w:r>
-      <w:r>
-        <w:rPr>
-          <w:rFonts w:ascii="Calibri" w:hAnsi="Calibri"/>
-          <w:i/>
-          <w:iCs/>
-          <w:sz w:val="18"/>
-          <w:szCs w:val="18"/>
-          <w:highlight w:val="cyan"/>
-          <w:shd w:val="clear" w:color="auto" w:fill="FFFF00"/>
-        </w:rPr>
-        <w:t xml:space="preserve">del tipo de documento </w:t>
-      </w:r>
-      <w:r>
-        <w:rPr>
-          <w:rFonts w:ascii="Calibri" w:hAnsi="Calibri"/>
-          <w:i/>
-          <w:iCs/>
-          <w:sz w:val="18"/>
-          <w:szCs w:val="18"/>
-          <w:highlight w:val="cyan"/>
-          <w:shd w:val="clear" w:color="auto" w:fill="FFFF00"/>
-        </w:rPr>
-        <w:t xml:space="preserve">que </w:t>
-      </w:r>
-      <w:r>
-        <w:rPr>
-          <w:rFonts w:ascii="Calibri" w:hAnsi="Calibri"/>
-          <w:i/>
-          <w:iCs/>
-          <w:sz w:val="18"/>
-          <w:szCs w:val="18"/>
-          <w:highlight w:val="cyan"/>
-          <w:shd w:val="clear" w:color="auto" w:fill="FFFF00"/>
-        </w:rPr>
-        <w:t>desee obtener. C</w:t>
-      </w:r>
-      <w:r>
-        <w:rPr>
-          <w:rFonts w:ascii="Calibri" w:hAnsi="Calibri"/>
-          <w:i/>
-          <w:iCs/>
-          <w:sz w:val="18"/>
-          <w:szCs w:val="18"/>
-          <w:highlight w:val="cyan"/>
-          <w:shd w:val="clear" w:color="auto" w:fill="FFFF00"/>
-        </w:rPr>
-        <w:t>omplete la información del número secuencial disponible</w:t>
-      </w:r>
-      <w:r>
-        <w:rPr>
-          <w:rFonts w:ascii="Calibri" w:hAnsi="Calibri"/>
-          <w:i/>
-          <w:iCs/>
-          <w:sz w:val="18"/>
-          <w:szCs w:val="18"/>
-          <w:highlight w:val="cyan"/>
-          <w:shd w:val="clear" w:color="auto" w:fill="FFFF00"/>
-        </w:rPr>
-        <w:t xml:space="preserve"> (ese será el número del documento) y</w:t>
-      </w:r>
-      <w:r>
-        <w:rPr>
-          <w:rFonts w:ascii="Calibri" w:hAnsi="Calibri"/>
-          <w:i/>
-          <w:iCs/>
-          <w:sz w:val="18"/>
-          <w:szCs w:val="18"/>
-          <w:highlight w:val="cyan"/>
-          <w:shd w:val="clear" w:color="auto" w:fill="FFFF00"/>
-        </w:rPr>
-        <w:t xml:space="preserve"> guarde la información</w:t>
-      </w:r>
-      <w:r>
-        <w:rPr>
-          <w:rFonts w:ascii="Calibri" w:hAnsi="Calibri"/>
-          <w:i/>
-          <w:iCs/>
-          <w:sz w:val="18"/>
-          <w:szCs w:val="18"/>
-          <w:highlight w:val="cyan"/>
-          <w:shd w:val="clear" w:color="auto" w:fill="FFFF00"/>
-        </w:rPr>
-        <w:t>.</w:t>
-      </w:r>
-    </w:p>
-    <w:p>
-      <w:pPr>
-        <w:pStyle w:val="Standard"/>
-        <w:numPr>
-          <w:ilvl w:val="1"/>
-          <w:numId w:val="3"/>
-        </w:numPr>
-        <w:jc w:val="both"/>
-        <w:rPr>
-          <w:rFonts w:ascii="Calibri" w:hAnsi="Calibri"/>
-          <w:i/>
-          <w:iCs/>
-          <w:sz w:val="18"/>
-          <w:szCs w:val="18"/>
-          <w:highlight w:val="cyan"/>
-          <w:shd w:val="clear" w:color="auto" w:fill="FFFF00"/>
-        </w:rPr>
-      </w:pPr>
-      <w:r>
-        <w:rPr>
-          <w:rFonts w:ascii="Calibri" w:hAnsi="Calibri"/>
-          <w:i/>
-          <w:iCs/>
-          <w:sz w:val="18"/>
-          <w:szCs w:val="18"/>
-          <w:highlight w:val="cyan"/>
-          <w:shd w:val="clear" w:color="auto" w:fill="FFFF00"/>
-        </w:rPr>
-        <w:t>N</w:t>
-      </w:r>
-      <w:r>
-        <w:rPr>
-          <w:rFonts w:ascii="Calibri" w:hAnsi="Calibri"/>
-          <w:i/>
-          <w:iCs/>
-          <w:sz w:val="18"/>
-          <w:szCs w:val="18"/>
-          <w:highlight w:val="cyan"/>
-          <w:shd w:val="clear" w:color="auto" w:fill="FFFF00"/>
-        </w:rPr>
-        <w:t xml:space="preserve">uevamente </w:t>
-      </w:r>
-      <w:r>
-        <w:rPr>
-          <w:rFonts w:ascii="Calibri" w:hAnsi="Calibri"/>
-          <w:i/>
-          <w:iCs/>
-          <w:sz w:val="18"/>
-          <w:szCs w:val="18"/>
-          <w:highlight w:val="cyan"/>
-          <w:shd w:val="clear" w:color="auto" w:fill="FFFF00"/>
-        </w:rPr>
-        <w:t>en el</w:t>
-      </w:r>
-      <w:r>
-        <w:rPr>
-          <w:rFonts w:ascii="Calibri" w:hAnsi="Calibri"/>
-          <w:i/>
-          <w:iCs/>
-          <w:sz w:val="18"/>
-          <w:szCs w:val="18"/>
-          <w:highlight w:val="cyan"/>
-          <w:shd w:val="clear" w:color="auto" w:fill="FFFF00"/>
-        </w:rPr>
-        <w:t xml:space="preserve"> repositorio, en </w:t>
-      </w:r>
-      <w:r>
-        <w:rPr>
-          <w:rFonts w:ascii="Calibri" w:hAnsi="Calibri"/>
-          <w:i/>
-          <w:iCs/>
-          <w:sz w:val="18"/>
-          <w:szCs w:val="18"/>
-          <w:highlight w:val="cyan"/>
-          <w:shd w:val="clear" w:color="auto" w:fill="FFFF00"/>
-        </w:rPr>
-        <w:t>la</w:t>
-      </w:r>
-      <w:r>
-        <w:rPr>
-          <w:rFonts w:ascii="Calibri" w:hAnsi="Calibri"/>
-          <w:i/>
-          <w:iCs/>
-          <w:sz w:val="18"/>
-          <w:szCs w:val="18"/>
-          <w:highlight w:val="cyan"/>
-          <w:shd w:val="clear" w:color="auto" w:fill="FFFF00"/>
-        </w:rPr>
-        <w:t xml:space="preserve"> opción “Más…” del archivo DOCUMENTOS_EMITIDOS_... .xls”</w:t>
-      </w:r>
-      <w:r>
-        <w:rPr>
-          <w:rFonts w:ascii="Calibri" w:hAnsi="Calibri"/>
-          <w:i/>
-          <w:iCs/>
-          <w:sz w:val="18"/>
-          <w:szCs w:val="18"/>
-          <w:highlight w:val="cyan"/>
-          <w:shd w:val="clear" w:color="auto" w:fill="FFFF00"/>
-        </w:rPr>
-        <w:t xml:space="preserve"> haga clic en “Cargar nueva versión”, seleccione el documento guard</w:t>
-      </w:r>
-      <w:r>
-        <w:rPr>
-          <w:rFonts w:ascii="Calibri" w:hAnsi="Calibri"/>
-          <w:i/>
-          <w:iCs/>
-          <w:sz w:val="18"/>
-          <w:szCs w:val="18"/>
-          <w:highlight w:val="cyan"/>
-          <w:shd w:val="clear" w:color="auto" w:fill="FFFF00"/>
-        </w:rPr>
-        <w:t>ado</w:t>
-      </w:r>
-      <w:r>
-        <w:rPr>
-          <w:rFonts w:ascii="Calibri" w:hAnsi="Calibri"/>
-          <w:i/>
-          <w:iCs/>
-          <w:sz w:val="18"/>
-          <w:szCs w:val="18"/>
-          <w:highlight w:val="cyan"/>
-          <w:shd w:val="clear" w:color="auto" w:fill="FFFF00"/>
-        </w:rPr>
-        <w:t xml:space="preserve"> </w:t>
-      </w:r>
-      <w:r>
-        <w:rPr>
-          <w:rFonts w:ascii="Calibri" w:hAnsi="Calibri"/>
-          <w:i/>
-          <w:iCs/>
-          <w:sz w:val="18"/>
-          <w:szCs w:val="18"/>
-          <w:highlight w:val="cyan"/>
-          <w:shd w:val="clear" w:color="auto" w:fill="FFFF00"/>
-        </w:rPr>
-        <w:t>y presione “Cargar”</w:t>
-      </w:r>
-      <w:r>
-        <w:rPr>
-          <w:rFonts w:ascii="Calibri" w:hAnsi="Calibri"/>
-          <w:i/>
-          <w:iCs/>
-          <w:sz w:val="18"/>
-          <w:szCs w:val="18"/>
-          <w:highlight w:val="cyan"/>
-          <w:shd w:val="clear" w:color="auto" w:fill="FFFF00"/>
-        </w:rPr>
-        <w:t>.]</w:t>
-      </w:r>
     </w:p>
     <w:sectPr>
-      <w:footerReference w:type="default" r:id="rId13"/>
+      <w:footerReference w:type="default" r:id="rId7"/>
       <w:pgSz w:w="11906" w:h="16838"/>
       <w:pgMar w:top="964" w:right="851" w:bottom="964" w:left="964" w:header="720" w:footer="720" w:gutter="0"/>
       <w:cols w:space="720"/>
@@ -7084,6 +5753,7 @@
   <w:style w:type="character" w:default="1" w:styleId="Fuentedeprrafopredeter">
     <w:name w:val="Default Paragraph Font"/>
     <w:uiPriority w:val="1"/>
+    <w:semiHidden/>
     <w:unhideWhenUsed/>
   </w:style>
   <w:style w:type="table" w:default="1" w:styleId="Tablanormal">
@@ -9756,129 +8426,6 @@
     </w:docPart>
     <w:docPart>
       <w:docPartPr>
-        <w:name w:val="F791971427BE43639C0647FAEB374586"/>
-        <w:category>
-          <w:name w:val="General"/>
-          <w:gallery w:val="placeholder"/>
-        </w:category>
-        <w:types>
-          <w:type w:val="bbPlcHdr"/>
-        </w:types>
-        <w:behaviors>
-          <w:behavior w:val="content"/>
-        </w:behaviors>
-        <w:guid w:val="{484A9C88-1D7A-42DC-9B5C-9F845435C9F5}"/>
-      </w:docPartPr>
-      <w:docPartBody>
-        <w:p>
-          <w:pPr>
-            <w:pStyle w:val="F791971427BE43639C0647FAEB374586"/>
-          </w:pPr>
-          <w:r>
-            <w:rPr>
-              <w:rStyle w:val="Textodelmarcadordeposicin"/>
-            </w:rPr>
-            <w:t>Escriba cualquier contenido que desee que se repita, incluidos otros controles de contenido. También puede insertar este control en filas de tablas para repetir partes de una tabla.</w:t>
-          </w:r>
-        </w:p>
-      </w:docPartBody>
-    </w:docPart>
-    <w:docPart>
-      <w:docPartPr>
-        <w:name w:val="11644E9066244B5BAB0468FDD0869F22"/>
-        <w:category>
-          <w:name w:val="General"/>
-          <w:gallery w:val="placeholder"/>
-        </w:category>
-        <w:types>
-          <w:type w:val="bbPlcHdr"/>
-        </w:types>
-        <w:behaviors>
-          <w:behavior w:val="content"/>
-        </w:behaviors>
-        <w:guid w:val="{1A84C028-25A9-4578-976F-B3E87B9D50F6}"/>
-      </w:docPartPr>
-      <w:docPartBody>
-        <w:p>
-          <w:pPr>
-            <w:pStyle w:val="11644E9066244B5BAB0468FDD0869F22"/>
-          </w:pPr>
-          <w:r>
-            <w:rPr>
-              <w:rStyle w:val="Textodelmarcadordeposicin"/>
-              <w:rFonts w:cstheme="minorHAnsi"/>
-              <w:b/>
-              <w:bCs/>
-              <w:sz w:val="20"/>
-              <w:szCs w:val="20"/>
-              <w:highlight w:val="yellow"/>
-            </w:rPr>
-            <w:t>Ingre</w:t>
-          </w:r>
-          <w:r>
-            <w:rPr>
-              <w:rStyle w:val="Textodelmarcadordeposicin"/>
-              <w:rFonts w:cstheme="minorHAnsi"/>
-              <w:b/>
-              <w:bCs/>
-              <w:sz w:val="20"/>
-              <w:szCs w:val="20"/>
-              <w:highlight w:val="yellow"/>
-            </w:rPr>
-            <w:t>se el nombre del asistente</w:t>
-          </w:r>
-        </w:p>
-      </w:docPartBody>
-    </w:docPart>
-    <w:docPart>
-      <w:docPartPr>
-        <w:name w:val="83CC475E03D94F9786E56FF35A457892"/>
-        <w:category>
-          <w:name w:val="General"/>
-          <w:gallery w:val="placeholder"/>
-        </w:category>
-        <w:types>
-          <w:type w:val="bbPlcHdr"/>
-        </w:types>
-        <w:behaviors>
-          <w:behavior w:val="content"/>
-        </w:behaviors>
-        <w:guid w:val="{ACD45941-F241-445E-979A-4156D49E6083}"/>
-      </w:docPartPr>
-      <w:docPartBody>
-        <w:p>
-          <w:pPr>
-            <w:pStyle w:val="83CC475E03D94F9786E56FF35A457892"/>
-          </w:pPr>
-          <w:r>
-            <w:rPr>
-              <w:rStyle w:val="Textodelmarcadordeposicin"/>
-              <w:rFonts w:cstheme="minorHAnsi"/>
-              <w:b/>
-              <w:bCs/>
-              <w:sz w:val="20"/>
-              <w:szCs w:val="20"/>
-              <w:highlight w:val="yellow"/>
-            </w:rPr>
-            <w:t>Ingres</w:t>
-          </w:r>
-          <w:r>
-            <w:rPr>
-              <w:rStyle w:val="Textodelmarcadordeposicin"/>
-              <w:rFonts w:cstheme="minorHAnsi"/>
-              <w:b/>
-              <w:bCs/>
-              <w:sz w:val="20"/>
-              <w:szCs w:val="20"/>
-              <w:highlight w:val="yellow"/>
-            </w:rPr>
-            <w:t>e la unidad a la que pertenece el asistente</w:t>
-          </w:r>
-        </w:p>
-      </w:docPartBody>
-    </w:docPart>
-    <w:docPart>
-      <w:docPartPr>
         <w:name w:val="ECACEEBD1E5A438BA44CA73D8B55C2CC"/>
         <w:category>
           <w:name w:val="General"/>
@@ -10238,8 +8785,11 @@
     <w:rsid w:val="007775B5"/>
     <w:rsid w:val="007D38C3"/>
     <w:rsid w:val="008D3311"/>
+    <w:rsid w:val="009C0260"/>
+    <w:rsid w:val="00A75417"/>
     <w:rsid w:val="00BB781B"/>
     <w:rsid w:val="00C10AC0"/>
+    <w:rsid w:val="00C63E0B"/>
     <w:rsid w:val="00DA5AB2"/>
     <w:rsid w:val="00F26BC2"/>
   </w:rsids>
@@ -10697,7 +9247,7 @@
     <w:basedOn w:val="Fuentedeprrafopredeter"/>
     <w:uiPriority w:val="99"/>
     <w:semiHidden/>
-    <w:rsid w:val="00C10AC0"/>
+    <w:rsid w:val="00A75417"/>
     <w:rPr>
       <w:color w:val="666666"/>
     </w:rPr>
@@ -11619,6 +10169,18 @@
       <w:lang w:val="es-ES" w:eastAsia="es-ES"/>
     </w:rPr>
   </w:style>
+  <w:style w:type="paragraph" w:customStyle="1" w:styleId="51098CC94AEF425EB086259AA8322535">
+    <w:name w:val="51098CC94AEF425EB086259AA8322535"/>
+    <w:rsid w:val="00A75417"/>
+    <w:pPr>
+      <w:spacing w:line="278" w:lineRule="auto"/>
+    </w:pPr>
+    <w:rPr>
+      <w:sz w:val="24"/>
+      <w:szCs w:val="24"/>
+      <w:lang w:val="es-ES" w:eastAsia="es-ES"/>
+    </w:rPr>
+  </w:style>
 </w:styles>
 </file>
 
